--- a/AI Templates/[AI-06] - FIT@HCMUS - AI Student Acknowledgement_En.docx
+++ b/AI Templates/[AI-06] - FIT@HCMUS - AI Student Acknowledgement_En.docx
@@ -1,6 +1,6 @@
 
 <file path=word/document.xml><?xml version="1.0" encoding="utf-8"?>
-<w:document xmlns:wpc="http://schemas.microsoft.com/office/word/2010/wordprocessingCanvas" xmlns:cx="http://schemas.microsoft.com/office/drawing/2014/chartex" xmlns:cx1="http://schemas.microsoft.com/office/drawing/2015/9/8/chartex" xmlns:cx2="http://schemas.microsoft.com/office/drawing/2015/10/21/chartex" xmlns:cx3="http://schemas.microsoft.com/office/drawing/2016/5/9/chartex" xmlns:cx4="http://schemas.microsoft.com/office/drawing/2016/5/10/chartex" xmlns:cx5="http://schemas.microsoft.com/office/drawing/2016/5/11/chartex" xmlns:cx6="http://schemas.microsoft.com/office/drawing/2016/5/12/chartex" xmlns:cx7="http://schemas.microsoft.com/office/drawing/2016/5/13/chartex" xmlns:cx8="http://schemas.microsoft.com/office/drawing/2016/5/14/chartex" xmlns:mc="http://schemas.openxmlformats.org/markup-compatibility/2006" xmlns:aink="http://schemas.microsoft.com/office/drawing/2016/ink" xmlns:am3d="http://schemas.microsoft.com/office/drawing/2017/model3d" xmlns:o="urn:schemas-microsoft-com:office:office" xmlns:oel="http://schemas.microsoft.com/office/2019/extlst" xmlns:r="http://schemas.openxmlformats.org/officeDocument/2006/relationships" xmlns:m="http://schemas.openxmlformats.org/officeDocument/2006/math" xmlns:v="urn:schemas-microsoft-com:vml" xmlns:wp14="http://schemas.microsoft.com/office/word/2010/wordprocessingDrawing" xmlns:wp="http://schemas.openxmlformats.org/drawingml/2006/wordprocessingDrawing" xmlns:w10="urn:schemas-microsoft-com:office:word" xmlns:w="http://schemas.openxmlformats.org/wordprocessingml/2006/main" xmlns:w14="http://schemas.microsoft.com/office/word/2010/wordml" xmlns:w15="http://schemas.microsoft.com/office/word/2012/wordml" xmlns:w16cex="http://schemas.microsoft.com/office/word/2018/wordml/cex" xmlns:w16cid="http://schemas.microsoft.com/office/word/2016/wordml/cid" xmlns:w16="http://schemas.microsoft.com/office/word/2018/wordml" xmlns:w16du="http://schemas.microsoft.com/office/word/2023/wordml/word16du" xmlns:w16sdtdh="http://schemas.microsoft.com/office/word/2020/wordml/sdtdatahash" xmlns:w16sdtfl="http://schemas.microsoft.com/office/word/2024/wordml/sdtformatlock" xmlns:w16se="http://schemas.microsoft.com/office/word/2015/wordml/symex" xmlns:wpg="http://schemas.microsoft.com/office/word/2010/wordprocessingGroup" xmlns:wpi="http://schemas.microsoft.com/office/word/2010/wordprocessingInk" xmlns:wne="http://schemas.microsoft.com/office/word/2006/wordml" xmlns:wps="http://schemas.microsoft.com/office/word/2010/wordprocessingShape" mc:Ignorable="w14 w15 w16se w16cid w16 w16cex w16sdtdh w16sdtfl w16du wp14">
+<w:document xmlns:wpc="http://schemas.microsoft.com/office/word/2010/wordprocessingCanvas" xmlns:cx="http://schemas.microsoft.com/office/drawing/2014/chartex" xmlns:cx1="http://schemas.microsoft.com/office/drawing/2015/9/8/chartex" xmlns:cx2="http://schemas.microsoft.com/office/drawing/2015/10/21/chartex" xmlns:cx3="http://schemas.microsoft.com/office/drawing/2016/5/9/chartex" xmlns:cx4="http://schemas.microsoft.com/office/drawing/2016/5/10/chartex" xmlns:cx5="http://schemas.microsoft.com/office/drawing/2016/5/11/chartex" xmlns:cx6="http://schemas.microsoft.com/office/drawing/2016/5/12/chartex" xmlns:cx7="http://schemas.microsoft.com/office/drawing/2016/5/13/chartex" xmlns:cx8="http://schemas.microsoft.com/office/drawing/2016/5/14/chartex" xmlns:mc="http://schemas.openxmlformats.org/markup-compatibility/2006" xmlns:m="http://schemas.openxmlformats.org/officeDocument/2006/math" xmlns:aink="http://schemas.microsoft.com/office/drawing/2016/ink" xmlns:am3d="http://schemas.microsoft.com/office/drawing/2017/model3d" xmlns:oel="http://schemas.microsoft.com/office/2019/extlst" xmlns:r="http://schemas.openxmlformats.org/officeDocument/2006/relationships" xmlns:wp14="http://schemas.microsoft.com/office/word/2010/wordprocessingDrawing" xmlns:wp="http://schemas.openxmlformats.org/drawingml/2006/wordprocessingDrawing" xmlns:wpg="http://schemas.microsoft.com/office/word/2010/wordprocessingGroup" xmlns:wpi="http://schemas.microsoft.com/office/word/2010/wordprocessingInk" xmlns:wps="http://schemas.microsoft.com/office/word/2010/wordprocessingShape" xmlns:o="urn:schemas-microsoft-com:office:office" xmlns:v="urn:schemas-microsoft-com:vml" xmlns:w10="urn:schemas-microsoft-com:office:word" xmlns:w="http://schemas.openxmlformats.org/wordprocessingml/2006/main" xmlns:w14="http://schemas.microsoft.com/office/word/2010/wordml" xmlns:w15="http://schemas.microsoft.com/office/word/2012/wordml" xmlns:w16cex="http://schemas.microsoft.com/office/word/2018/wordml/cex" xmlns:w16cid="http://schemas.microsoft.com/office/word/2016/wordml/cid" xmlns:w16="http://schemas.microsoft.com/office/word/2018/wordml" xmlns:w16sdtdh="http://schemas.microsoft.com/office/word/2020/wordml/sdtdatahash" xmlns:w16sdtfl="http://schemas.microsoft.com/office/word/2024/wordml/sdtformatlock" xmlns:w16se="http://schemas.microsoft.com/office/word/2015/wordml/symex" xmlns:w16du="http://schemas.microsoft.com/office/word/2023/wordml/word16du" xmlns:wne="http://schemas.microsoft.com/office/word/2006/wordml" mc:Ignorable="w14 w15 w16se w16cid w16 w16cex w16sdtdh w16sdtfl w16du wp14">
   <w:body>
     <w:p>
       <w:pPr>
@@ -68,7 +68,27 @@
           <w:color w:val="707070"/>
           <w:sz w:val="18"/>
         </w:rPr>
-        <w:t>Adapted from Med Kharbach, PhD (2026) — AI Use Policy Templates for Higher Education. CC BY-NC-SA 4.0. This adaptation is prepared for FIT@HCMUS – CS423 / CSC15003 Software Testing course.</w:t>
+        <w:t xml:space="preserve">Adapted from Med </w:t>
+      </w:r>
+      <w:proofErr w:type="spellStart"/>
+      <w:r>
+        <w:rPr>
+          <w:rFonts w:ascii="Arial" w:hAnsi="Arial"/>
+          <w:i/>
+          <w:color w:val="707070"/>
+          <w:sz w:val="18"/>
+        </w:rPr>
+        <w:t>Kharbach</w:t>
+      </w:r>
+      <w:proofErr w:type="spellEnd"/>
+      <w:r>
+        <w:rPr>
+          <w:rFonts w:ascii="Arial" w:hAnsi="Arial"/>
+          <w:i/>
+          <w:color w:val="707070"/>
+          <w:sz w:val="18"/>
+        </w:rPr>
+        <w:t>, PhD (2026) — AI Use Policy Templates for Higher Education. CC BY-NC-SA 4.0. This adaptation is prepared for FIT@HCMUS – CS423 / CSC15003 Software Testing course.</w:t>
       </w:r>
     </w:p>
     <w:p>
@@ -110,7 +130,7 @@
         <w:rPr>
           <w:rFonts w:ascii="Arial" w:hAnsi="Arial"/>
         </w:rPr>
-        <w:t>I understand the Midterm and Final exams are CLOSED-BOOK with NO AI.</w:t>
+        <w:t>[X] I understand the Midterm and Final exams are CLOSED-BOOK with NO AI.</w:t>
       </w:r>
     </w:p>
     <w:p>
@@ -121,7 +141,7 @@
         <w:rPr>
           <w:rFonts w:ascii="Arial" w:hAnsi="Arial"/>
         </w:rPr>
-        <w:t>I understand my prompts are logged centrally and I am accountable for them.</w:t>
+        <w:t>[X] I understand my prompts are logged centrally and I am accountable for them.</w:t>
       </w:r>
     </w:p>
     <w:p>
@@ -132,7 +152,7 @@
         <w:rPr>
           <w:rFonts w:ascii="Arial" w:hAnsi="Arial"/>
         </w:rPr>
-        <w:t>I understand random 10–30% of students are invited to oral defenses each HW.</w:t>
+        <w:t>[X] I understand random 10–30% of students are invited to oral defenses each HW.</w:t>
       </w:r>
     </w:p>
     <w:p>
@@ -225,6 +245,9 @@
             <w:pPr>
               <w:cnfStyle w:val="000000100000" w:firstRow="0" w:lastRow="0" w:firstColumn="0" w:lastColumn="0" w:oddVBand="0" w:evenVBand="0" w:oddHBand="1" w:evenHBand="0" w:firstRowFirstColumn="0" w:firstRowLastColumn="0" w:lastRowFirstColumn="0" w:lastRowLastColumn="0"/>
             </w:pPr>
+            <w:r>
+              <w:t>Antigravity, Gemini, ChatGPT, Claude</w:t>
+            </w:r>
           </w:p>
         </w:tc>
       </w:tr>
@@ -255,6 +278,9 @@
             <w:pPr>
               <w:cnfStyle w:val="000000010000" w:firstRow="0" w:lastRow="0" w:firstColumn="0" w:lastColumn="0" w:oddVBand="0" w:evenVBand="0" w:oddHBand="0" w:evenHBand="1" w:firstRowFirstColumn="0" w:firstRowLastColumn="0" w:lastRowFirstColumn="0" w:lastRowLastColumn="0"/>
             </w:pPr>
+            <w:r>
+              <w:t>20/09/2026</w:t>
+            </w:r>
           </w:p>
         </w:tc>
       </w:tr>
@@ -290,7 +316,23 @@
                 <w:rFonts w:ascii="Arial" w:hAnsi="Arial"/>
                 <w:sz w:val="21"/>
               </w:rPr>
-              <w:t>[ ] Yes  [ ] No</w:t>
+              <w:t xml:space="preserve">[X] </w:t>
+            </w:r>
+            <w:proofErr w:type="gramStart"/>
+            <w:r>
+              <w:rPr>
+                <w:rFonts w:ascii="Arial" w:hAnsi="Arial"/>
+                <w:sz w:val="21"/>
+              </w:rPr>
+              <w:t>Yes  [</w:t>
+            </w:r>
+            <w:proofErr w:type="gramEnd"/>
+            <w:r>
+              <w:rPr>
+                <w:rFonts w:ascii="Arial" w:hAnsi="Arial"/>
+                <w:sz w:val="21"/>
+              </w:rPr>
+              <w:t xml:space="preserve"> ] No</w:t>
             </w:r>
           </w:p>
         </w:tc>
@@ -327,7 +369,23 @@
                 <w:rFonts w:ascii="Arial" w:hAnsi="Arial"/>
                 <w:sz w:val="21"/>
               </w:rPr>
-              <w:t>[ ] Yes  [ ] No</w:t>
+              <w:t xml:space="preserve">[X] </w:t>
+            </w:r>
+            <w:proofErr w:type="gramStart"/>
+            <w:r>
+              <w:rPr>
+                <w:rFonts w:ascii="Arial" w:hAnsi="Arial"/>
+                <w:sz w:val="21"/>
+              </w:rPr>
+              <w:t>Yes  [</w:t>
+            </w:r>
+            <w:proofErr w:type="gramEnd"/>
+            <w:r>
+              <w:rPr>
+                <w:rFonts w:ascii="Arial" w:hAnsi="Arial"/>
+                <w:sz w:val="21"/>
+              </w:rPr>
+              <w:t xml:space="preserve"> ] No</w:t>
             </w:r>
           </w:p>
         </w:tc>
@@ -383,6 +441,9 @@
             <w:pPr>
               <w:cnfStyle w:val="100000000000" w:firstRow="1" w:lastRow="0" w:firstColumn="0" w:lastColumn="0" w:oddVBand="0" w:evenVBand="0" w:oddHBand="0" w:evenHBand="0" w:firstRowFirstColumn="0" w:firstRowLastColumn="0" w:lastRowFirstColumn="0" w:lastRowLastColumn="0"/>
             </w:pPr>
+            <w:r>
+              <w:t>NGUYỄN BẢO AN</w:t>
+            </w:r>
           </w:p>
         </w:tc>
       </w:tr>
@@ -414,6 +475,9 @@
             <w:pPr>
               <w:cnfStyle w:val="000000100000" w:firstRow="0" w:lastRow="0" w:firstColumn="0" w:lastColumn="0" w:oddVBand="0" w:evenVBand="0" w:oddHBand="1" w:evenHBand="0" w:firstRowFirstColumn="0" w:firstRowLastColumn="0" w:lastRowFirstColumn="0" w:lastRowLastColumn="0"/>
             </w:pPr>
+            <w:r>
+              <w:t>23120207</w:t>
+            </w:r>
           </w:p>
         </w:tc>
       </w:tr>
@@ -445,6 +509,9 @@
             <w:pPr>
               <w:cnfStyle w:val="000000010000" w:firstRow="0" w:lastRow="0" w:firstColumn="0" w:lastColumn="0" w:oddVBand="0" w:evenVBand="0" w:oddHBand="0" w:evenHBand="1" w:firstRowFirstColumn="0" w:firstRowLastColumn="0" w:lastRowFirstColumn="0" w:lastRowLastColumn="0"/>
             </w:pPr>
+            <w:r>
+              <w:t>23CLC01</w:t>
+            </w:r>
           </w:p>
         </w:tc>
       </w:tr>
@@ -481,21 +548,7 @@
                 <w:rFonts w:ascii="Arial" w:hAnsi="Arial"/>
                 <w:sz w:val="21"/>
               </w:rPr>
-              <w:t>CS423 / CSC1</w:t>
-            </w:r>
-            <w:r>
-              <w:rPr>
-                <w:rFonts w:ascii="Arial" w:hAnsi="Arial"/>
-                <w:sz w:val="21"/>
-              </w:rPr>
-              <w:t>3</w:t>
-            </w:r>
-            <w:r>
-              <w:rPr>
-                <w:rFonts w:ascii="Arial" w:hAnsi="Arial"/>
-                <w:sz w:val="21"/>
-              </w:rPr>
-              <w:t>003 – Software Testing</w:t>
+              <w:t>CS423 / CSC13003 – Software Testing</w:t>
             </w:r>
           </w:p>
         </w:tc>
@@ -528,6 +581,9 @@
             <w:pPr>
               <w:cnfStyle w:val="000000010000" w:firstRow="0" w:lastRow="0" w:firstColumn="0" w:lastColumn="0" w:oddVBand="0" w:evenVBand="0" w:oddHBand="0" w:evenHBand="1" w:firstRowFirstColumn="0" w:firstRowLastColumn="0" w:lastRowFirstColumn="0" w:lastRowLastColumn="0"/>
             </w:pPr>
+            <w:r>
+              <w:t>Dr. Lam Quang Vu / Dr. Tran Duy Hoang</w:t>
+            </w:r>
           </w:p>
         </w:tc>
       </w:tr>
@@ -559,6 +615,9 @@
             <w:pPr>
               <w:cnfStyle w:val="000000100000" w:firstRow="0" w:lastRow="0" w:firstColumn="0" w:lastColumn="0" w:oddVBand="0" w:evenVBand="0" w:oddHBand="1" w:evenHBand="0" w:firstRowFirstColumn="0" w:firstRowLastColumn="0" w:lastRowFirstColumn="0" w:lastRowLastColumn="0"/>
             </w:pPr>
+            <w:r>
+              <w:t>26/09/2026</w:t>
+            </w:r>
           </w:p>
         </w:tc>
       </w:tr>
@@ -590,6 +649,33 @@
             <w:pPr>
               <w:cnfStyle w:val="000000010000" w:firstRow="0" w:lastRow="0" w:firstColumn="0" w:lastColumn="0" w:oddVBand="0" w:evenVBand="0" w:oddHBand="0" w:evenHBand="1" w:firstRowFirstColumn="0" w:firstRowLastColumn="0" w:lastRowFirstColumn="0" w:lastRowLastColumn="0"/>
             </w:pPr>
+            <w:r>
+              <w:t xml:space="preserve">Nguyễn Bảo </w:t>
+            </w:r>
+            <w:proofErr w:type="gramStart"/>
+            <w:r>
+              <w:t>An</w:t>
+            </w:r>
+            <w:proofErr w:type="gramEnd"/>
+            <w:r>
+              <w:t xml:space="preserve"> (</w:t>
+            </w:r>
+            <w:proofErr w:type="spellStart"/>
+            <w:r>
+              <w:t>Đã</w:t>
+            </w:r>
+            <w:proofErr w:type="spellEnd"/>
+            <w:r>
+              <w:t xml:space="preserve"> </w:t>
+            </w:r>
+            <w:proofErr w:type="spellStart"/>
+            <w:r>
+              <w:t>ký</w:t>
+            </w:r>
+            <w:proofErr w:type="spellEnd"/>
+            <w:r>
+              <w:t>)</w:t>
+            </w:r>
           </w:p>
         </w:tc>
       </w:tr>
@@ -610,11 +696,19 @@
       <w:pPr>
         <w:pStyle w:val="ListBullet"/>
       </w:pPr>
+      <w:proofErr w:type="spellStart"/>
       <w:r>
         <w:rPr>
           <w:rFonts w:ascii="Arial" w:hAnsi="Arial"/>
         </w:rPr>
-        <w:t>Kharbach, M. (2026). AI Use Policy Templates for Higher Education. CC BY-NC-SA 4.0.</w:t>
+        <w:t>Kharbach</w:t>
+      </w:r>
+      <w:proofErr w:type="spellEnd"/>
+      <w:r>
+        <w:rPr>
+          <w:rFonts w:ascii="Arial" w:hAnsi="Arial"/>
+        </w:rPr>
+        <w:t>, M. (2026). AI Use Policy Templates for Higher Education. CC BY-NC-SA 4.0.</w:t>
       </w:r>
     </w:p>
     <w:p>
@@ -676,11 +770,33 @@
       <w:pPr>
         <w:pStyle w:val="ListBullet"/>
       </w:pPr>
+      <w:proofErr w:type="spellStart"/>
       <w:r>
         <w:rPr>
           <w:rFonts w:ascii="Arial" w:hAnsi="Arial"/>
         </w:rPr>
-        <w:t>DeepEval &amp; Promptfoo documentation — testing frameworks for LLM systems.</w:t>
+        <w:t>DeepEval</w:t>
+      </w:r>
+      <w:proofErr w:type="spellEnd"/>
+      <w:r>
+        <w:rPr>
+          <w:rFonts w:ascii="Arial" w:hAnsi="Arial"/>
+        </w:rPr>
+        <w:t xml:space="preserve"> &amp; </w:t>
+      </w:r>
+      <w:proofErr w:type="spellStart"/>
+      <w:r>
+        <w:rPr>
+          <w:rFonts w:ascii="Arial" w:hAnsi="Arial"/>
+        </w:rPr>
+        <w:t>Promptfoo</w:t>
+      </w:r>
+      <w:proofErr w:type="spellEnd"/>
+      <w:r>
+        <w:rPr>
+          <w:rFonts w:ascii="Arial" w:hAnsi="Arial"/>
+        </w:rPr>
+        <w:t xml:space="preserve"> documentation — testing frameworks for LLM systems.</w:t>
       </w:r>
     </w:p>
     <w:sectPr>
@@ -694,7 +810,7 @@
 </file>
 
 <file path=word/numbering.xml><?xml version="1.0" encoding="utf-8"?>
-<w:numbering xmlns:wpc="http://schemas.microsoft.com/office/word/2010/wordprocessingCanvas" xmlns:cx="http://schemas.microsoft.com/office/drawing/2014/chartex" xmlns:cx1="http://schemas.microsoft.com/office/drawing/2015/9/8/chartex" xmlns:cx2="http://schemas.microsoft.com/office/drawing/2015/10/21/chartex" xmlns:cx3="http://schemas.microsoft.com/office/drawing/2016/5/9/chartex" xmlns:cx4="http://schemas.microsoft.com/office/drawing/2016/5/10/chartex" xmlns:cx5="http://schemas.microsoft.com/office/drawing/2016/5/11/chartex" xmlns:cx6="http://schemas.microsoft.com/office/drawing/2016/5/12/chartex" xmlns:cx7="http://schemas.microsoft.com/office/drawing/2016/5/13/chartex" xmlns:cx8="http://schemas.microsoft.com/office/drawing/2016/5/14/chartex" xmlns:mc="http://schemas.openxmlformats.org/markup-compatibility/2006" xmlns:aink="http://schemas.microsoft.com/office/drawing/2016/ink" xmlns:am3d="http://schemas.microsoft.com/office/drawing/2017/model3d" xmlns:o="urn:schemas-microsoft-com:office:office" xmlns:oel="http://schemas.microsoft.com/office/2019/extlst" xmlns:r="http://schemas.openxmlformats.org/officeDocument/2006/relationships" xmlns:m="http://schemas.openxmlformats.org/officeDocument/2006/math" xmlns:v="urn:schemas-microsoft-com:vml" xmlns:wp14="http://schemas.microsoft.com/office/word/2010/wordprocessingDrawing" xmlns:wp="http://schemas.openxmlformats.org/drawingml/2006/wordprocessingDrawing" xmlns:w10="urn:schemas-microsoft-com:office:word" xmlns:w="http://schemas.openxmlformats.org/wordprocessingml/2006/main" xmlns:w14="http://schemas.microsoft.com/office/word/2010/wordml" xmlns:w15="http://schemas.microsoft.com/office/word/2012/wordml" xmlns:w16cex="http://schemas.microsoft.com/office/word/2018/wordml/cex" xmlns:w16cid="http://schemas.microsoft.com/office/word/2016/wordml/cid" xmlns:w16="http://schemas.microsoft.com/office/word/2018/wordml" xmlns:w16du="http://schemas.microsoft.com/office/word/2023/wordml/word16du" xmlns:w16sdtdh="http://schemas.microsoft.com/office/word/2020/wordml/sdtdatahash" xmlns:w16sdtfl="http://schemas.microsoft.com/office/word/2024/wordml/sdtformatlock" xmlns:w16se="http://schemas.microsoft.com/office/word/2015/wordml/symex" xmlns:wpg="http://schemas.microsoft.com/office/word/2010/wordprocessingGroup" xmlns:wpi="http://schemas.microsoft.com/office/word/2010/wordprocessingInk" xmlns:wne="http://schemas.microsoft.com/office/word/2006/wordml" xmlns:wps="http://schemas.microsoft.com/office/word/2010/wordprocessingShape" mc:Ignorable="w14 w15 w16se w16cid w16 w16cex w16sdtdh w16sdtfl w16du wp14">
+<w:numbering xmlns:wpc="http://schemas.microsoft.com/office/word/2010/wordprocessingCanvas" xmlns:cx="http://schemas.microsoft.com/office/drawing/2014/chartex" xmlns:cx1="http://schemas.microsoft.com/office/drawing/2015/9/8/chartex" xmlns:cx2="http://schemas.microsoft.com/office/drawing/2015/10/21/chartex" xmlns:cx3="http://schemas.microsoft.com/office/drawing/2016/5/9/chartex" xmlns:cx4="http://schemas.microsoft.com/office/drawing/2016/5/10/chartex" xmlns:cx5="http://schemas.microsoft.com/office/drawing/2016/5/11/chartex" xmlns:cx6="http://schemas.microsoft.com/office/drawing/2016/5/12/chartex" xmlns:cx7="http://schemas.microsoft.com/office/drawing/2016/5/13/chartex" xmlns:cx8="http://schemas.microsoft.com/office/drawing/2016/5/14/chartex" xmlns:mc="http://schemas.openxmlformats.org/markup-compatibility/2006" xmlns:m="http://schemas.openxmlformats.org/officeDocument/2006/math" xmlns:aink="http://schemas.microsoft.com/office/drawing/2016/ink" xmlns:am3d="http://schemas.microsoft.com/office/drawing/2017/model3d" xmlns:oel="http://schemas.microsoft.com/office/2019/extlst" xmlns:r="http://schemas.openxmlformats.org/officeDocument/2006/relationships" xmlns:wp14="http://schemas.microsoft.com/office/word/2010/wordprocessingDrawing" xmlns:wp="http://schemas.openxmlformats.org/drawingml/2006/wordprocessingDrawing" xmlns:wpg="http://schemas.microsoft.com/office/word/2010/wordprocessingGroup" xmlns:wpi="http://schemas.microsoft.com/office/word/2010/wordprocessingInk" xmlns:wps="http://schemas.microsoft.com/office/word/2010/wordprocessingShape" xmlns:o="urn:schemas-microsoft-com:office:office" xmlns:v="urn:schemas-microsoft-com:vml" xmlns:w10="urn:schemas-microsoft-com:office:word" xmlns:w="http://schemas.openxmlformats.org/wordprocessingml/2006/main" xmlns:w14="http://schemas.microsoft.com/office/word/2010/wordml" xmlns:w15="http://schemas.microsoft.com/office/word/2012/wordml" xmlns:w16cex="http://schemas.microsoft.com/office/word/2018/wordml/cex" xmlns:w16cid="http://schemas.microsoft.com/office/word/2016/wordml/cid" xmlns:w16="http://schemas.microsoft.com/office/word/2018/wordml" xmlns:w16sdtdh="http://schemas.microsoft.com/office/word/2020/wordml/sdtdatahash" xmlns:w16sdtfl="http://schemas.microsoft.com/office/word/2024/wordml/sdtformatlock" xmlns:w16se="http://schemas.microsoft.com/office/word/2015/wordml/symex" xmlns:w16du="http://schemas.microsoft.com/office/word/2023/wordml/word16du" xmlns:wne="http://schemas.microsoft.com/office/word/2006/wordml" mc:Ignorable="w14 w15 w16se w16cid w16 w16cex w16sdtdh w16sdtfl w16du wp14">
   <w:abstractNum w:abstractNumId="0" w15:restartNumberingAfterBreak="0">
     <w:nsid w:val="FFFFFF7C"/>
     <w:multiLevelType w:val="singleLevel"/>
@@ -897,7 +1013,7 @@
 </file>
 
 <file path=word/styles.xml><?xml version="1.0" encoding="utf-8"?>
-<w:styles xmlns:mc="http://schemas.openxmlformats.org/markup-compatibility/2006" xmlns:r="http://schemas.openxmlformats.org/officeDocument/2006/relationships" xmlns:w="http://schemas.openxmlformats.org/wordprocessingml/2006/main" xmlns:w14="http://schemas.microsoft.com/office/word/2010/wordml" xmlns:w15="http://schemas.microsoft.com/office/word/2012/wordml" xmlns:w16cex="http://schemas.microsoft.com/office/word/2018/wordml/cex" xmlns:w16cid="http://schemas.microsoft.com/office/word/2016/wordml/cid" xmlns:w16="http://schemas.microsoft.com/office/word/2018/wordml" xmlns:w16du="http://schemas.microsoft.com/office/word/2023/wordml/word16du" xmlns:w16sdtdh="http://schemas.microsoft.com/office/word/2020/wordml/sdtdatahash" xmlns:w16sdtfl="http://schemas.microsoft.com/office/word/2024/wordml/sdtformatlock" xmlns:w16se="http://schemas.microsoft.com/office/word/2015/wordml/symex" mc:Ignorable="w14 w15 w16se w16cid w16 w16cex w16sdtdh w16sdtfl w16du">
+<w:styles xmlns:mc="http://schemas.openxmlformats.org/markup-compatibility/2006" xmlns:r="http://schemas.openxmlformats.org/officeDocument/2006/relationships" xmlns:w="http://schemas.openxmlformats.org/wordprocessingml/2006/main" xmlns:w14="http://schemas.microsoft.com/office/word/2010/wordml" xmlns:w15="http://schemas.microsoft.com/office/word/2012/wordml" xmlns:w16cex="http://schemas.microsoft.com/office/word/2018/wordml/cex" xmlns:w16cid="http://schemas.microsoft.com/office/word/2016/wordml/cid" xmlns:w16="http://schemas.microsoft.com/office/word/2018/wordml" xmlns:w16sdtdh="http://schemas.microsoft.com/office/word/2020/wordml/sdtdatahash" xmlns:w16sdtfl="http://schemas.microsoft.com/office/word/2024/wordml/sdtformatlock" xmlns:w16se="http://schemas.microsoft.com/office/word/2015/wordml/symex" xmlns:w16du="http://schemas.microsoft.com/office/word/2023/wordml/word16du" mc:Ignorable="w14 w15 w16se w16cid w16 w16cex w16sdtdh w16sdtfl w16du">
   <w:docDefaults>
     <w:rPrDefault>
       <w:rPr>
